--- a/Installatieverslag Raspberry.docx
+++ b/Installatieverslag Raspberry.docx
@@ -5,56 +5,110 @@
     <w:p>
       <w:pPr>
         <w:pStyle w:val="Kop1"/>
-      </w:pPr>
-      <w:r>
-        <w:t xml:space="preserve">Installatieverslag </w:t>
-      </w:r>
+        <w:rPr>
+          <w:lang w:val="en-US"/>
+        </w:rPr>
+      </w:pPr>
       <w:proofErr w:type="spellStart"/>
       <w:r>
-        <w:t>Raspberry</w:t>
+        <w:rPr>
+          <w:lang w:val="en-US"/>
+        </w:rPr>
+        <w:t>Installatieverslag</w:t>
       </w:r>
       <w:proofErr w:type="spellEnd"/>
       <w:r>
-        <w:t>-PI</w:t>
-      </w:r>
-    </w:p>
-    <w:p/>
-    <w:p>
+        <w:rPr>
+          <w:lang w:val="en-US"/>
+        </w:rPr>
+        <w:t xml:space="preserve"> Raspberry-PI</w:t>
+      </w:r>
+    </w:p>
+    <w:p>
+      <w:pPr>
+        <w:rPr>
+          <w:lang w:val="en-US"/>
+        </w:rPr>
+      </w:pPr>
+    </w:p>
+    <w:p>
+      <w:pPr>
+        <w:rPr>
+          <w:lang w:val="en-US"/>
+        </w:rPr>
+      </w:pPr>
+      <w:r>
+        <w:rPr>
+          <w:lang w:val="en-US"/>
+        </w:rPr>
+        <w:t xml:space="preserve">Hostname: </w:t>
+      </w:r>
       <w:proofErr w:type="spellStart"/>
       <w:r>
-        <w:t>Hostname</w:t>
+        <w:rPr>
+          <w:lang w:val="en-US"/>
+        </w:rPr>
+        <w:t>wgrm</w:t>
       </w:r>
       <w:proofErr w:type="spellEnd"/>
-      <w:r>
-        <w:t xml:space="preserve">: </w:t>
+    </w:p>
+    <w:p>
+      <w:pPr>
+        <w:rPr>
+          <w:lang w:val="en-US"/>
+        </w:rPr>
+      </w:pPr>
+      <w:r>
+        <w:rPr>
+          <w:lang w:val="en-US"/>
+        </w:rPr>
+        <w:t xml:space="preserve">User: </w:t>
       </w:r>
       <w:proofErr w:type="spellStart"/>
       <w:r>
-        <w:t>wgrm</w:t>
+        <w:rPr>
+          <w:lang w:val="en-US"/>
+        </w:rPr>
+        <w:t>mwieggers</w:t>
       </w:r>
       <w:proofErr w:type="spellEnd"/>
     </w:p>
     <w:p>
-      <w:r>
-        <w:t xml:space="preserve">User: </w:t>
-      </w:r>
+      <w:pPr>
+        <w:rPr>
+          <w:lang w:val="en-US"/>
+        </w:rPr>
+      </w:pPr>
+      <w:r>
+        <w:rPr>
+          <w:lang w:val="en-US"/>
+        </w:rPr>
+        <w:t>Pass: wgrm2026!</w:t>
+      </w:r>
+    </w:p>
+    <w:p>
+      <w:pPr>
+        <w:rPr>
+          <w:lang w:val="en-US"/>
+        </w:rPr>
+      </w:pPr>
+      <w:r>
+        <w:rPr>
+          <w:lang w:val="en-US"/>
+        </w:rPr>
+        <w:t>Pass: wgrm2026!</w:t>
+      </w:r>
+    </w:p>
+    <w:p>
       <w:proofErr w:type="spellStart"/>
       <w:r>
-        <w:t>mwieggers</w:t>
+        <w:t>Toetslocker</w:t>
       </w:r>
       <w:proofErr w:type="spellEnd"/>
-    </w:p>
-    <w:p>
-      <w:r>
-        <w:t>Pass: wgrm2026!</w:t>
-      </w:r>
-    </w:p>
-    <w:p>
-      <w:r>
-        <w:t>Pass: wgrm2026!</w:t>
-      </w:r>
-    </w:p>
-    <w:p/>
+      <w:r>
+        <w:t xml:space="preserve"> / Welkom2024!</w:t>
+      </w:r>
+    </w:p>
     <w:p>
       <w:r>
         <w:t>Gebruikte startprompt</w:t>
@@ -3591,6 +3645,7 @@
   <w:style w:type="character" w:default="1" w:styleId="Standaardalinea-lettertype">
     <w:name w:val="Default Paragraph Font"/>
     <w:uiPriority w:val="1"/>
+    <w:semiHidden/>
     <w:unhideWhenUsed/>
   </w:style>
   <w:style w:type="table" w:default="1" w:styleId="Standaardtabel">
